--- a/docs/package/03_Contracts/iNXT_BrokerVerse_Master_Services_Agreement.docx
+++ b/docs/package/03_Contracts/iNXT_BrokerVerse_Master_Services_Agreement.docx
@@ -789,7 +789,7 @@
             </w:rPr>
             <w:fldChar w:fldCharType="separate"/>
           </w:r>
-          <w:hyperlink w:anchor="__RefHeading___Toc32163_4049217194">
+          <w:hyperlink w:anchor="__RefHeading___Toc32163_3199679052">
             <w:r>
               <w:rPr>
                 <w:webHidden/>
@@ -824,7 +824,7 @@
             </w:tabs>
             <w:rPr/>
           </w:pPr>
-          <w:hyperlink w:anchor="__RefHeading___Toc32165_4049217194">
+          <w:hyperlink w:anchor="__RefHeading___Toc32165_3199679052">
             <w:r>
               <w:rPr>
                 <w:webHidden/>
@@ -853,7 +853,7 @@
             </w:tabs>
             <w:rPr/>
           </w:pPr>
-          <w:hyperlink w:anchor="__RefHeading___Toc32167_4049217194">
+          <w:hyperlink w:anchor="__RefHeading___Toc32167_3199679052">
             <w:r>
               <w:rPr>
                 <w:webHidden/>
@@ -875,7 +875,7 @@
             </w:tabs>
             <w:rPr/>
           </w:pPr>
-          <w:hyperlink w:anchor="__RefHeading___Toc32169_4049217194">
+          <w:hyperlink w:anchor="__RefHeading___Toc32169_3199679052">
             <w:r>
               <w:rPr>
                 <w:webHidden/>
@@ -897,7 +897,7 @@
             </w:tabs>
             <w:rPr/>
           </w:pPr>
-          <w:hyperlink w:anchor="__RefHeading___Toc32171_4049217194">
+          <w:hyperlink w:anchor="__RefHeading___Toc32171_3199679052">
             <w:r>
               <w:rPr>
                 <w:webHidden/>
@@ -919,7 +919,7 @@
             </w:tabs>
             <w:rPr/>
           </w:pPr>
-          <w:hyperlink w:anchor="__RefHeading___Toc32173_4049217194">
+          <w:hyperlink w:anchor="__RefHeading___Toc32173_3199679052">
             <w:r>
               <w:rPr>
                 <w:webHidden/>
@@ -941,7 +941,7 @@
             </w:tabs>
             <w:rPr/>
           </w:pPr>
-          <w:hyperlink w:anchor="__RefHeading___Toc32175_4049217194">
+          <w:hyperlink w:anchor="__RefHeading___Toc32175_3199679052">
             <w:r>
               <w:rPr>
                 <w:webHidden/>
@@ -963,7 +963,7 @@
             </w:tabs>
             <w:rPr/>
           </w:pPr>
-          <w:hyperlink w:anchor="__RefHeading___Toc32177_4049217194">
+          <w:hyperlink w:anchor="__RefHeading___Toc32177_3199679052">
             <w:r>
               <w:rPr>
                 <w:webHidden/>
@@ -985,7 +985,7 @@
             </w:tabs>
             <w:rPr/>
           </w:pPr>
-          <w:hyperlink w:anchor="__RefHeading___Toc32179_4049217194">
+          <w:hyperlink w:anchor="__RefHeading___Toc32179_3199679052">
             <w:r>
               <w:rPr>
                 <w:webHidden/>
@@ -1007,7 +1007,7 @@
             </w:tabs>
             <w:rPr/>
           </w:pPr>
-          <w:hyperlink w:anchor="__RefHeading___Toc32181_4049217194">
+          <w:hyperlink w:anchor="__RefHeading___Toc32181_3199679052">
             <w:r>
               <w:rPr>
                 <w:webHidden/>
@@ -1029,7 +1029,7 @@
             </w:tabs>
             <w:rPr/>
           </w:pPr>
-          <w:hyperlink w:anchor="__RefHeading___Toc32183_4049217194">
+          <w:hyperlink w:anchor="__RefHeading___Toc32183_3199679052">
             <w:r>
               <w:rPr>
                 <w:webHidden/>
@@ -1051,7 +1051,7 @@
             </w:tabs>
             <w:rPr/>
           </w:pPr>
-          <w:hyperlink w:anchor="__RefHeading___Toc32185_4049217194">
+          <w:hyperlink w:anchor="__RefHeading___Toc32185_3199679052">
             <w:r>
               <w:rPr>
                 <w:webHidden/>
@@ -1073,7 +1073,7 @@
             </w:tabs>
             <w:rPr/>
           </w:pPr>
-          <w:hyperlink w:anchor="__RefHeading___Toc32187_4049217194">
+          <w:hyperlink w:anchor="__RefHeading___Toc32187_3199679052">
             <w:r>
               <w:rPr>
                 <w:webHidden/>
@@ -1095,7 +1095,7 @@
             </w:tabs>
             <w:rPr/>
           </w:pPr>
-          <w:hyperlink w:anchor="__RefHeading___Toc32189_4049217194">
+          <w:hyperlink w:anchor="__RefHeading___Toc32189_3199679052">
             <w:r>
               <w:rPr>
                 <w:webHidden/>
@@ -1117,7 +1117,7 @@
             </w:tabs>
             <w:rPr/>
           </w:pPr>
-          <w:hyperlink w:anchor="__RefHeading___Toc32191_4049217194">
+          <w:hyperlink w:anchor="__RefHeading___Toc32191_3199679052">
             <w:r>
               <w:rPr>
                 <w:webHidden/>
@@ -1139,7 +1139,7 @@
             </w:tabs>
             <w:rPr/>
           </w:pPr>
-          <w:hyperlink w:anchor="__RefHeading___Toc32193_4049217194">
+          <w:hyperlink w:anchor="__RefHeading___Toc32193_3199679052">
             <w:r>
               <w:rPr>
                 <w:webHidden/>
@@ -1161,7 +1161,7 @@
             </w:tabs>
             <w:rPr/>
           </w:pPr>
-          <w:hyperlink w:anchor="__RefHeading___Toc32195_4049217194">
+          <w:hyperlink w:anchor="__RefHeading___Toc32195_3199679052">
             <w:r>
               <w:rPr>
                 <w:webHidden/>
@@ -1183,7 +1183,7 @@
             </w:tabs>
             <w:rPr/>
           </w:pPr>
-          <w:hyperlink w:anchor="__RefHeading___Toc32197_4049217194">
+          <w:hyperlink w:anchor="__RefHeading___Toc32197_3199679052">
             <w:r>
               <w:rPr>
                 <w:webHidden/>
@@ -1205,7 +1205,7 @@
             </w:tabs>
             <w:rPr/>
           </w:pPr>
-          <w:hyperlink w:anchor="__RefHeading___Toc32199_4049217194">
+          <w:hyperlink w:anchor="__RefHeading___Toc32199_3199679052">
             <w:r>
               <w:rPr>
                 <w:webHidden/>
@@ -1227,7 +1227,7 @@
             </w:tabs>
             <w:rPr/>
           </w:pPr>
-          <w:hyperlink w:anchor="__RefHeading___Toc32201_4049217194">
+          <w:hyperlink w:anchor="__RefHeading___Toc32201_3199679052">
             <w:r>
               <w:rPr>
                 <w:webHidden/>
@@ -1249,7 +1249,7 @@
             </w:tabs>
             <w:rPr/>
           </w:pPr>
-          <w:hyperlink w:anchor="__RefHeading___Toc32203_4049217194">
+          <w:hyperlink w:anchor="__RefHeading___Toc32203_3199679052">
             <w:r>
               <w:rPr>
                 <w:webHidden/>
@@ -1271,7 +1271,7 @@
             </w:tabs>
             <w:rPr/>
           </w:pPr>
-          <w:hyperlink w:anchor="__RefHeading___Toc32205_4049217194">
+          <w:hyperlink w:anchor="__RefHeading___Toc32205_3199679052">
             <w:r>
               <w:rPr>
                 <w:webHidden/>
@@ -1293,7 +1293,7 @@
             </w:tabs>
             <w:rPr/>
           </w:pPr>
-          <w:hyperlink w:anchor="__RefHeading___Toc32207_4049217194">
+          <w:hyperlink w:anchor="__RefHeading___Toc32207_3199679052">
             <w:r>
               <w:rPr>
                 <w:webHidden/>
@@ -1315,7 +1315,7 @@
             </w:tabs>
             <w:rPr/>
           </w:pPr>
-          <w:hyperlink w:anchor="__RefHeading___Toc32209_4049217194">
+          <w:hyperlink w:anchor="__RefHeading___Toc32209_3199679052">
             <w:r>
               <w:rPr>
                 <w:webHidden/>
@@ -1337,7 +1337,7 @@
             </w:tabs>
             <w:rPr/>
           </w:pPr>
-          <w:hyperlink w:anchor="__RefHeading___Toc32211_4049217194">
+          <w:hyperlink w:anchor="__RefHeading___Toc32211_3199679052">
             <w:r>
               <w:rPr>
                 <w:webHidden/>
@@ -1359,7 +1359,7 @@
             </w:tabs>
             <w:rPr/>
           </w:pPr>
-          <w:hyperlink w:anchor="__RefHeading___Toc32213_4049217194">
+          <w:hyperlink w:anchor="__RefHeading___Toc32213_3199679052">
             <w:r>
               <w:rPr>
                 <w:webHidden/>
@@ -1381,7 +1381,7 @@
             </w:tabs>
             <w:rPr/>
           </w:pPr>
-          <w:hyperlink w:anchor="__RefHeading___Toc32215_4049217194">
+          <w:hyperlink w:anchor="__RefHeading___Toc32215_3199679052">
             <w:r>
               <w:rPr>
                 <w:webHidden/>
@@ -1403,7 +1403,7 @@
             </w:tabs>
             <w:rPr/>
           </w:pPr>
-          <w:hyperlink w:anchor="__RefHeading___Toc32217_4049217194">
+          <w:hyperlink w:anchor="__RefHeading___Toc32217_3199679052">
             <w:r>
               <w:rPr>
                 <w:webHidden/>
@@ -1425,7 +1425,7 @@
             </w:tabs>
             <w:rPr/>
           </w:pPr>
-          <w:hyperlink w:anchor="__RefHeading___Toc32219_4049217194">
+          <w:hyperlink w:anchor="__RefHeading___Toc32219_3199679052">
             <w:r>
               <w:rPr>
                 <w:webHidden/>
@@ -1447,7 +1447,7 @@
             </w:tabs>
             <w:rPr/>
           </w:pPr>
-          <w:hyperlink w:anchor="__RefHeading___Toc32221_4049217194">
+          <w:hyperlink w:anchor="__RefHeading___Toc32221_3199679052">
             <w:r>
               <w:rPr>
                 <w:webHidden/>
@@ -1469,7 +1469,7 @@
             </w:tabs>
             <w:rPr/>
           </w:pPr>
-          <w:hyperlink w:anchor="__RefHeading___Toc32223_4049217194">
+          <w:hyperlink w:anchor="__RefHeading___Toc32223_3199679052">
             <w:r>
               <w:rPr>
                 <w:webHidden/>
@@ -1491,7 +1491,7 @@
             </w:tabs>
             <w:rPr/>
           </w:pPr>
-          <w:hyperlink w:anchor="__RefHeading___Toc32225_4049217194">
+          <w:hyperlink w:anchor="__RefHeading___Toc32225_3199679052">
             <w:r>
               <w:rPr>
                 <w:webHidden/>
@@ -1513,7 +1513,7 @@
             </w:tabs>
             <w:rPr/>
           </w:pPr>
-          <w:hyperlink w:anchor="__RefHeading___Toc32227_4049217194">
+          <w:hyperlink w:anchor="__RefHeading___Toc32227_3199679052">
             <w:r>
               <w:rPr>
                 <w:webHidden/>
@@ -1535,7 +1535,7 @@
             </w:tabs>
             <w:rPr/>
           </w:pPr>
-          <w:hyperlink w:anchor="__RefHeading___Toc32229_4049217194">
+          <w:hyperlink w:anchor="__RefHeading___Toc32229_3199679052">
             <w:r>
               <w:rPr>
                 <w:webHidden/>
@@ -1557,7 +1557,7 @@
             </w:tabs>
             <w:rPr/>
           </w:pPr>
-          <w:hyperlink w:anchor="__RefHeading___Toc32231_4049217194">
+          <w:hyperlink w:anchor="__RefHeading___Toc32231_3199679052">
             <w:r>
               <w:rPr>
                 <w:webHidden/>
@@ -1579,7 +1579,7 @@
             </w:tabs>
             <w:rPr/>
           </w:pPr>
-          <w:hyperlink w:anchor="__RefHeading___Toc32233_4049217194">
+          <w:hyperlink w:anchor="__RefHeading___Toc32233_3199679052">
             <w:r>
               <w:rPr>
                 <w:webHidden/>
@@ -1601,7 +1601,7 @@
             </w:tabs>
             <w:rPr/>
           </w:pPr>
-          <w:hyperlink w:anchor="__RefHeading___Toc32235_4049217194">
+          <w:hyperlink w:anchor="__RefHeading___Toc32235_3199679052">
             <w:r>
               <w:rPr>
                 <w:webHidden/>
@@ -1623,7 +1623,7 @@
             </w:tabs>
             <w:rPr/>
           </w:pPr>
-          <w:hyperlink w:anchor="__RefHeading___Toc32237_4049217194">
+          <w:hyperlink w:anchor="__RefHeading___Toc32237_3199679052">
             <w:r>
               <w:rPr>
                 <w:webHidden/>
@@ -1645,7 +1645,7 @@
             </w:tabs>
             <w:rPr/>
           </w:pPr>
-          <w:hyperlink w:anchor="__RefHeading___Toc32239_4049217194">
+          <w:hyperlink w:anchor="__RefHeading___Toc32239_3199679052">
             <w:r>
               <w:rPr>
                 <w:webHidden/>
@@ -1667,7 +1667,7 @@
             </w:tabs>
             <w:rPr/>
           </w:pPr>
-          <w:hyperlink w:anchor="__RefHeading___Toc32241_4049217194">
+          <w:hyperlink w:anchor="__RefHeading___Toc32241_3199679052">
             <w:r>
               <w:rPr>
                 <w:webHidden/>
@@ -1689,7 +1689,7 @@
             </w:tabs>
             <w:rPr/>
           </w:pPr>
-          <w:hyperlink w:anchor="__RefHeading___Toc32243_4049217194">
+          <w:hyperlink w:anchor="__RefHeading___Toc32243_3199679052">
             <w:r>
               <w:rPr>
                 <w:webHidden/>
@@ -1737,7 +1737,7 @@
       <w:r>
         <w:br w:type="page"/>
       </w:r>
-      <w:bookmarkStart w:id="0" w:name="__RefHeading___Toc32163_4049217194"/>
+      <w:bookmarkStart w:id="0" w:name="__RefHeading___Toc32163_3199679052"/>
       <w:bookmarkStart w:id="1" w:name="_Toc48319687"/>
       <w:bookmarkStart w:id="2" w:name="_Toc11824118"/>
       <w:bookmarkEnd w:id="0"/>
@@ -2382,7 +2382,7 @@
           <w:spacing w:val="0"/>
         </w:rPr>
       </w:pPr>
-      <w:bookmarkStart w:id="4" w:name="__RefHeading___Toc32165_4049217194"/>
+      <w:bookmarkStart w:id="4" w:name="__RefHeading___Toc32165_3199679052"/>
       <w:bookmarkStart w:id="5" w:name="_Toc233203388"/>
       <w:bookmarkEnd w:id="4"/>
       <w:r>
@@ -4161,7 +4161,7 @@
         <w:pageBreakBefore w:val="false"/>
         <w:rPr/>
       </w:pPr>
-      <w:bookmarkStart w:id="6" w:name="__RefHeading___Toc32167_4049217194"/>
+      <w:bookmarkStart w:id="6" w:name="__RefHeading___Toc32167_3199679052"/>
       <w:bookmarkEnd w:id="6"/>
       <w:r>
         <w:rPr>
@@ -4230,7 +4230,7 @@
         <w:pStyle w:val="Heading1"/>
         <w:rPr/>
       </w:pPr>
-      <w:bookmarkStart w:id="7" w:name="__RefHeading___Toc32169_4049217194"/>
+      <w:bookmarkStart w:id="7" w:name="__RefHeading___Toc32169_3199679052"/>
       <w:bookmarkEnd w:id="7"/>
       <w:r>
         <w:rPr>
@@ -4476,7 +4476,7 @@
         <w:pStyle w:val="Heading1"/>
         <w:rPr/>
       </w:pPr>
-      <w:bookmarkStart w:id="8" w:name="__RefHeading___Toc32171_4049217194"/>
+      <w:bookmarkStart w:id="8" w:name="__RefHeading___Toc32171_3199679052"/>
       <w:bookmarkEnd w:id="8"/>
       <w:r>
         <w:rPr>
@@ -4493,7 +4493,7 @@
         <w:pStyle w:val="Heading2"/>
         <w:rPr/>
       </w:pPr>
-      <w:bookmarkStart w:id="9" w:name="__RefHeading___Toc32173_4049217194"/>
+      <w:bookmarkStart w:id="9" w:name="__RefHeading___Toc32173_3199679052"/>
       <w:bookmarkEnd w:id="9"/>
       <w:r>
         <w:rPr>
@@ -6101,7 +6101,7 @@
         <w:pStyle w:val="Heading2"/>
         <w:rPr/>
       </w:pPr>
-      <w:bookmarkStart w:id="10" w:name="__RefHeading___Toc32175_4049217194"/>
+      <w:bookmarkStart w:id="10" w:name="__RefHeading___Toc32175_3199679052"/>
       <w:bookmarkEnd w:id="10"/>
       <w:r>
         <w:rPr>
@@ -6216,7 +6216,7 @@
         <w:pStyle w:val="Heading1"/>
         <w:rPr/>
       </w:pPr>
-      <w:bookmarkStart w:id="11" w:name="__RefHeading___Toc32177_4049217194"/>
+      <w:bookmarkStart w:id="11" w:name="__RefHeading___Toc32177_3199679052"/>
       <w:bookmarkEnd w:id="11"/>
       <w:r>
         <w:rPr>
@@ -6233,7 +6233,7 @@
         <w:pStyle w:val="Heading2"/>
         <w:rPr/>
       </w:pPr>
-      <w:bookmarkStart w:id="12" w:name="__RefHeading___Toc32179_4049217194"/>
+      <w:bookmarkStart w:id="12" w:name="__RefHeading___Toc32179_3199679052"/>
       <w:bookmarkEnd w:id="12"/>
       <w:r>
         <w:rPr>
@@ -6382,7 +6382,7 @@
         <w:pStyle w:val="Heading2"/>
         <w:rPr/>
       </w:pPr>
-      <w:bookmarkStart w:id="13" w:name="__RefHeading___Toc32181_4049217194"/>
+      <w:bookmarkStart w:id="13" w:name="__RefHeading___Toc32181_3199679052"/>
       <w:bookmarkEnd w:id="13"/>
       <w:r>
         <w:rPr>
@@ -6603,7 +6603,7 @@
         <w:pStyle w:val="Heading2"/>
         <w:rPr/>
       </w:pPr>
-      <w:bookmarkStart w:id="14" w:name="__RefHeading___Toc32183_4049217194"/>
+      <w:bookmarkStart w:id="14" w:name="__RefHeading___Toc32183_3199679052"/>
       <w:bookmarkEnd w:id="14"/>
       <w:r>
         <w:rPr>
@@ -6805,7 +6805,7 @@
         <w:pStyle w:val="Heading1"/>
         <w:rPr/>
       </w:pPr>
-      <w:bookmarkStart w:id="15" w:name="__RefHeading___Toc32185_4049217194"/>
+      <w:bookmarkStart w:id="15" w:name="__RefHeading___Toc32185_3199679052"/>
       <w:bookmarkEnd w:id="15"/>
       <w:r>
         <w:rPr>
@@ -6822,7 +6822,7 @@
         <w:pStyle w:val="Heading2"/>
         <w:rPr/>
       </w:pPr>
-      <w:bookmarkStart w:id="16" w:name="__RefHeading___Toc32187_4049217194"/>
+      <w:bookmarkStart w:id="16" w:name="__RefHeading___Toc32187_3199679052"/>
       <w:bookmarkEnd w:id="16"/>
       <w:r>
         <w:rPr>
@@ -7040,7 +7040,7 @@
         <w:pStyle w:val="Heading2"/>
         <w:rPr/>
       </w:pPr>
-      <w:bookmarkStart w:id="17" w:name="__RefHeading___Toc32189_4049217194"/>
+      <w:bookmarkStart w:id="17" w:name="__RefHeading___Toc32189_3199679052"/>
       <w:bookmarkEnd w:id="17"/>
       <w:r>
         <w:rPr>
@@ -7192,7 +7192,7 @@
         <w:pStyle w:val="Heading1"/>
         <w:rPr/>
       </w:pPr>
-      <w:bookmarkStart w:id="18" w:name="__RefHeading___Toc32191_4049217194"/>
+      <w:bookmarkStart w:id="18" w:name="__RefHeading___Toc32191_3199679052"/>
       <w:bookmarkEnd w:id="18"/>
       <w:r>
         <w:rPr>
@@ -7209,7 +7209,7 @@
         <w:pStyle w:val="Heading2"/>
         <w:rPr/>
       </w:pPr>
-      <w:bookmarkStart w:id="19" w:name="__RefHeading___Toc32193_4049217194"/>
+      <w:bookmarkStart w:id="19" w:name="__RefHeading___Toc32193_3199679052"/>
       <w:bookmarkEnd w:id="19"/>
       <w:r>
         <w:rPr>
@@ -7241,7 +7241,7 @@
         <w:pStyle w:val="Heading2"/>
         <w:rPr/>
       </w:pPr>
-      <w:bookmarkStart w:id="20" w:name="__RefHeading___Toc32195_4049217194"/>
+      <w:bookmarkStart w:id="20" w:name="__RefHeading___Toc32195_3199679052"/>
       <w:bookmarkEnd w:id="20"/>
       <w:r>
         <w:rPr>
@@ -7330,7 +7330,7 @@
         <w:pStyle w:val="Heading2"/>
         <w:rPr/>
       </w:pPr>
-      <w:bookmarkStart w:id="21" w:name="__RefHeading___Toc32197_4049217194"/>
+      <w:bookmarkStart w:id="21" w:name="__RefHeading___Toc32197_3199679052"/>
       <w:bookmarkEnd w:id="21"/>
       <w:r>
         <w:rPr>
@@ -7362,7 +7362,7 @@
         <w:pStyle w:val="Heading2"/>
         <w:rPr/>
       </w:pPr>
-      <w:bookmarkStart w:id="22" w:name="__RefHeading___Toc32199_4049217194"/>
+      <w:bookmarkStart w:id="22" w:name="__RefHeading___Toc32199_3199679052"/>
       <w:bookmarkEnd w:id="22"/>
       <w:r>
         <w:rPr>
@@ -7477,7 +7477,7 @@
         <w:pStyle w:val="Heading1"/>
         <w:rPr/>
       </w:pPr>
-      <w:bookmarkStart w:id="23" w:name="__RefHeading___Toc32201_4049217194"/>
+      <w:bookmarkStart w:id="23" w:name="__RefHeading___Toc32201_3199679052"/>
       <w:bookmarkEnd w:id="23"/>
       <w:r>
         <w:rPr>
@@ -7494,7 +7494,7 @@
         <w:pStyle w:val="Heading2"/>
         <w:rPr/>
       </w:pPr>
-      <w:bookmarkStart w:id="24" w:name="__RefHeading___Toc32203_4049217194"/>
+      <w:bookmarkStart w:id="24" w:name="__RefHeading___Toc32203_3199679052"/>
       <w:bookmarkEnd w:id="24"/>
       <w:r>
         <w:rPr>
@@ -7666,7 +7666,7 @@
         <w:pStyle w:val="Heading2"/>
         <w:rPr/>
       </w:pPr>
-      <w:bookmarkStart w:id="25" w:name="__RefHeading___Toc32205_4049217194"/>
+      <w:bookmarkStart w:id="25" w:name="__RefHeading___Toc32205_3199679052"/>
       <w:bookmarkEnd w:id="25"/>
       <w:r>
         <w:rPr>
@@ -7698,7 +7698,7 @@
         <w:pStyle w:val="Heading2"/>
         <w:rPr/>
       </w:pPr>
-      <w:bookmarkStart w:id="26" w:name="__RefHeading___Toc32207_4049217194"/>
+      <w:bookmarkStart w:id="26" w:name="__RefHeading___Toc32207_3199679052"/>
       <w:bookmarkEnd w:id="26"/>
       <w:r>
         <w:rPr>
@@ -7892,7 +7892,7 @@
         <w:pStyle w:val="Heading2"/>
         <w:rPr/>
       </w:pPr>
-      <w:bookmarkStart w:id="27" w:name="__RefHeading___Toc32209_4049217194"/>
+      <w:bookmarkStart w:id="27" w:name="__RefHeading___Toc32209_3199679052"/>
       <w:bookmarkEnd w:id="27"/>
       <w:r>
         <w:rPr>
@@ -8007,7 +8007,7 @@
         <w:pStyle w:val="Heading1"/>
         <w:rPr/>
       </w:pPr>
-      <w:bookmarkStart w:id="28" w:name="__RefHeading___Toc32211_4049217194"/>
+      <w:bookmarkStart w:id="28" w:name="__RefHeading___Toc32211_3199679052"/>
       <w:bookmarkEnd w:id="28"/>
       <w:r>
         <w:rPr>
@@ -8024,7 +8024,7 @@
         <w:pStyle w:val="Heading2"/>
         <w:rPr/>
       </w:pPr>
-      <w:bookmarkStart w:id="29" w:name="__RefHeading___Toc32213_4049217194"/>
+      <w:bookmarkStart w:id="29" w:name="__RefHeading___Toc32213_3199679052"/>
       <w:bookmarkEnd w:id="29"/>
       <w:r>
         <w:rPr>
@@ -8267,7 +8267,7 @@
         <w:pStyle w:val="Heading2"/>
         <w:rPr/>
       </w:pPr>
-      <w:bookmarkStart w:id="30" w:name="__RefHeading___Toc32215_4049217194"/>
+      <w:bookmarkStart w:id="30" w:name="__RefHeading___Toc32215_3199679052"/>
       <w:bookmarkEnd w:id="30"/>
       <w:r>
         <w:rPr>
@@ -8379,7 +8379,7 @@
         <w:pStyle w:val="Heading2"/>
         <w:rPr/>
       </w:pPr>
-      <w:bookmarkStart w:id="31" w:name="__RefHeading___Toc32217_4049217194"/>
+      <w:bookmarkStart w:id="31" w:name="__RefHeading___Toc32217_3199679052"/>
       <w:bookmarkEnd w:id="31"/>
       <w:r>
         <w:rPr>
@@ -8531,7 +8531,7 @@
         <w:pStyle w:val="Heading1"/>
         <w:rPr/>
       </w:pPr>
-      <w:bookmarkStart w:id="32" w:name="__RefHeading___Toc32219_4049217194"/>
+      <w:bookmarkStart w:id="32" w:name="__RefHeading___Toc32219_3199679052"/>
       <w:bookmarkEnd w:id="32"/>
       <w:r>
         <w:rPr>
@@ -8548,7 +8548,7 @@
         <w:pStyle w:val="Heading2"/>
         <w:rPr/>
       </w:pPr>
-      <w:bookmarkStart w:id="33" w:name="__RefHeading___Toc32221_4049217194"/>
+      <w:bookmarkStart w:id="33" w:name="__RefHeading___Toc32221_3199679052"/>
       <w:bookmarkEnd w:id="33"/>
       <w:r>
         <w:rPr>
@@ -8641,7 +8641,7 @@
         <w:pStyle w:val="Heading2"/>
         <w:rPr/>
       </w:pPr>
-      <w:bookmarkStart w:id="34" w:name="__RefHeading___Toc32223_4049217194"/>
+      <w:bookmarkStart w:id="34" w:name="__RefHeading___Toc32223_3199679052"/>
       <w:bookmarkEnd w:id="34"/>
       <w:r>
         <w:rPr>
@@ -8673,7 +8673,7 @@
         <w:pStyle w:val="Heading2"/>
         <w:rPr/>
       </w:pPr>
-      <w:bookmarkStart w:id="35" w:name="__RefHeading___Toc32225_4049217194"/>
+      <w:bookmarkStart w:id="35" w:name="__RefHeading___Toc32225_3199679052"/>
       <w:bookmarkEnd w:id="35"/>
       <w:r>
         <w:rPr>
@@ -8747,7 +8747,7 @@
         <w:pStyle w:val="Heading2"/>
         <w:rPr/>
       </w:pPr>
-      <w:bookmarkStart w:id="36" w:name="__RefHeading___Toc32227_4049217194"/>
+      <w:bookmarkStart w:id="36" w:name="__RefHeading___Toc32227_3199679052"/>
       <w:bookmarkEnd w:id="36"/>
       <w:r>
         <w:rPr>
@@ -8899,7 +8899,7 @@
         <w:pStyle w:val="Heading2"/>
         <w:rPr/>
       </w:pPr>
-      <w:bookmarkStart w:id="37" w:name="__RefHeading___Toc32229_4049217194"/>
+      <w:bookmarkStart w:id="37" w:name="__RefHeading___Toc32229_3199679052"/>
       <w:bookmarkEnd w:id="37"/>
       <w:r>
         <w:rPr>
@@ -8931,7 +8931,7 @@
         <w:pStyle w:val="Heading2"/>
         <w:rPr/>
       </w:pPr>
-      <w:bookmarkStart w:id="38" w:name="__RefHeading___Toc32231_4049217194"/>
+      <w:bookmarkStart w:id="38" w:name="__RefHeading___Toc32231_3199679052"/>
       <w:bookmarkEnd w:id="38"/>
       <w:r>
         <w:rPr>
@@ -9481,7 +9481,7 @@
         <w:pStyle w:val="Heading2"/>
         <w:rPr/>
       </w:pPr>
-      <w:bookmarkStart w:id="39" w:name="__RefHeading___Toc32233_4049217194"/>
+      <w:bookmarkStart w:id="39" w:name="__RefHeading___Toc32233_3199679052"/>
       <w:bookmarkEnd w:id="39"/>
       <w:r>
         <w:rPr>
@@ -9781,7 +9781,7 @@
         <w:pStyle w:val="Heading1"/>
         <w:rPr/>
       </w:pPr>
-      <w:bookmarkStart w:id="40" w:name="__RefHeading___Toc32235_4049217194"/>
+      <w:bookmarkStart w:id="40" w:name="__RefHeading___Toc32235_3199679052"/>
       <w:bookmarkEnd w:id="40"/>
       <w:r>
         <w:rPr>
@@ -9798,7 +9798,7 @@
         <w:pStyle w:val="Heading2"/>
         <w:rPr/>
       </w:pPr>
-      <w:bookmarkStart w:id="41" w:name="__RefHeading___Toc32237_4049217194"/>
+      <w:bookmarkStart w:id="41" w:name="__RefHeading___Toc32237_3199679052"/>
       <w:bookmarkEnd w:id="41"/>
       <w:r>
         <w:rPr>
@@ -10328,7 +10328,7 @@
         <w:pStyle w:val="Heading2"/>
         <w:rPr/>
       </w:pPr>
-      <w:bookmarkStart w:id="42" w:name="__RefHeading___Toc32239_4049217194"/>
+      <w:bookmarkStart w:id="42" w:name="__RefHeading___Toc32239_3199679052"/>
       <w:bookmarkEnd w:id="42"/>
       <w:r>
         <w:rPr>
@@ -10834,7 +10834,7 @@
         <w:pStyle w:val="Heading1"/>
         <w:rPr/>
       </w:pPr>
-      <w:bookmarkStart w:id="43" w:name="__RefHeading___Toc32241_4049217194"/>
+      <w:bookmarkStart w:id="43" w:name="__RefHeading___Toc32241_3199679052"/>
       <w:bookmarkEnd w:id="43"/>
       <w:r>
         <w:rPr>
@@ -12280,7 +12280,7 @@
       <w:r>
         <w:br w:type="page"/>
       </w:r>
-      <w:bookmarkStart w:id="44" w:name="__RefHeading___Toc32243_4049217194"/>
+      <w:bookmarkStart w:id="44" w:name="__RefHeading___Toc32243_3199679052"/>
       <w:bookmarkStart w:id="45" w:name="_Toc233203395"/>
       <w:bookmarkEnd w:id="44"/>
       <w:r>
